--- a/project/documents/multidocmerge/ptorecdReport.docx
+++ b/project/documents/multidocmerge/ptorecdReport.docx
@@ -14,7 +14,10 @@
         <w:t>SLW</w:t>
       </w:r>
       <w:r>
-        <w:t xml:space="preserve"> Report Out: Issue Fee filed</w:t>
+        <w:t xml:space="preserve"> Report Out: </w:t>
+      </w:r>
+      <w:r>
+        <w:t>&lt;&lt;activityname&gt;&gt;</w:t>
       </w:r>
     </w:p>
     <w:p>
@@ -71,7 +74,15 @@
         <w:spacing w:before="0" w:beforeAutospacing="0" w:after="0" w:afterAutospacing="0"/>
       </w:pPr>
       <w:r>
-        <w:t>&lt;&lt;This.WAName&gt;&gt; &lt;&lt;This.WAPhone&gt;&gt;  &lt;&lt;This.WAEmail&gt;&gt;</w:t>
+        <w:t>&lt;&lt;This.WAName&gt;&gt; &lt;&lt;This.WAPhone&gt;</w:t>
+      </w:r>
+      <w:proofErr w:type="gramStart"/>
+      <w:r>
+        <w:t>&gt;  &lt;&lt;This.WAEmail</w:t>
+      </w:r>
+      <w:proofErr w:type="gramEnd"/>
+      <w:r>
+        <w:t>&gt;&gt;</w:t>
       </w:r>
     </w:p>
     <w:p>
@@ -80,7 +91,15 @@
         <w:spacing w:before="0" w:beforeAutospacing="0" w:after="0" w:afterAutospacing="0"/>
       </w:pPr>
       <w:r>
-        <w:t>&lt;&lt;This.paraName&gt;&gt; &lt;&lt;This.paraPhone&gt;&gt;  &lt;&lt;This.paraEmail&gt;&gt;</w:t>
+        <w:t>&lt;&lt;This.paraName&gt;&gt; &lt;&lt;This.paraPhone&gt;</w:t>
+      </w:r>
+      <w:proofErr w:type="gramStart"/>
+      <w:r>
+        <w:t>&gt;  &lt;&lt;This.paraEmail</w:t>
+      </w:r>
+      <w:proofErr w:type="gramEnd"/>
+      <w:r>
+        <w:t>&gt;&gt;</w:t>
       </w:r>
     </w:p>
     <w:p>
@@ -193,7 +212,15 @@
         </w:rPr>
       </w:pPr>
       <w:r>
-        <w:t xml:space="preserve">The following represents new activity on the above mentioned matter. </w:t>
+        <w:t xml:space="preserve">The following represents new activity on the </w:t>
+      </w:r>
+      <w:proofErr w:type="gramStart"/>
+      <w:r>
+        <w:t>above mentioned</w:t>
+      </w:r>
+      <w:proofErr w:type="gramEnd"/>
+      <w:r>
+        <w:t xml:space="preserve"> matter. </w:t>
       </w:r>
     </w:p>
     <w:p>
@@ -273,7 +300,7 @@
     <w:p/>
     <w:p>
       <w:r>
-        <w:t>Caitlin E. Puckett</w:t>
+        <w:t>NO CMG PERSONNEL</w:t>
       </w:r>
     </w:p>
     <w:p>
